--- a/documentation/EventMatch_GUI_Design_Yushkevich.docx
+++ b/documentation/EventMatch_GUI_Design_Yushkevich.docx
@@ -1,6 +1,6 @@
 
 <file path=word/document.xml><?xml version="1.0" encoding="utf-8"?>
-<w:document xmlns:wpc="http://schemas.microsoft.com/office/word/2010/wordprocessingCanvas" xmlns:cx="http://schemas.microsoft.com/office/drawing/2014/chartex" xmlns:cx1="http://schemas.microsoft.com/office/drawing/2015/9/8/chartex" xmlns:cx2="http://schemas.microsoft.com/office/drawing/2015/10/21/chartex" xmlns:cx3="http://schemas.microsoft.com/office/drawing/2016/5/9/chartex" xmlns:cx4="http://schemas.microsoft.com/office/drawing/2016/5/10/chartex" xmlns:cx5="http://schemas.microsoft.com/office/drawing/2016/5/11/chartex" xmlns:cx6="http://schemas.microsoft.com/office/drawing/2016/5/12/chartex" xmlns:cx7="http://schemas.microsoft.com/office/drawing/2016/5/13/chartex" xmlns:cx8="http://schemas.microsoft.com/office/drawing/2016/5/14/chartex" xmlns:mc="http://schemas.openxmlformats.org/markup-compatibility/2006" xmlns:aink="http://schemas.microsoft.com/office/drawing/2016/ink" xmlns:am3d="http://schemas.microsoft.com/office/drawing/2017/model3d" xmlns:o="urn:schemas-microsoft-com:office:office" xmlns:r="http://schemas.openxmlformats.org/officeDocument/2006/relationships" xmlns:m="http://schemas.openxmlformats.org/officeDocument/2006/math" xmlns:v="urn:schemas-microsoft-com:vml" xmlns:wp14="http://schemas.microsoft.com/office/word/2010/wordprocessingDrawing" xmlns:wp="http://schemas.openxmlformats.org/drawingml/2006/wordprocessingDrawing" xmlns:w10="urn:schemas-microsoft-com:office:word" xmlns:w="http://schemas.openxmlformats.org/wordprocessingml/2006/main" xmlns:w14="http://schemas.microsoft.com/office/word/2010/wordml" xmlns:w15="http://schemas.microsoft.com/office/word/2012/wordml" xmlns:w16cex="http://schemas.microsoft.com/office/word/2018/wordml/cex" xmlns:w16cid="http://schemas.microsoft.com/office/word/2016/wordml/cid" xmlns:w16="http://schemas.microsoft.com/office/word/2018/wordml" xmlns:w16sdtdh="http://schemas.microsoft.com/office/word/2020/wordml/sdtdatahash" xmlns:w16se="http://schemas.microsoft.com/office/word/2015/wordml/symex" xmlns:wpg="http://schemas.microsoft.com/office/word/2010/wordprocessingGroup" xmlns:wpi="http://schemas.microsoft.com/office/word/2010/wordprocessingInk" xmlns:wne="http://schemas.microsoft.com/office/word/2006/wordml" xmlns:wps="http://schemas.microsoft.com/office/word/2010/wordprocessingShape" mc:Ignorable="w14 w15 w16se w16cid w16 w16cex w16sdtdh wp14">
+<w:document xmlns:wpc="http://schemas.microsoft.com/office/word/2010/wordprocessingCanvas" xmlns:cx="http://schemas.microsoft.com/office/drawing/2014/chartex" xmlns:mc="http://schemas.openxmlformats.org/markup-compatibility/2006" xmlns:o="urn:schemas-microsoft-com:office:office" xmlns:r="http://schemas.openxmlformats.org/officeDocument/2006/relationships" xmlns:m="http://schemas.openxmlformats.org/officeDocument/2006/math" xmlns:v="urn:schemas-microsoft-com:vml" xmlns:wp14="http://schemas.microsoft.com/office/word/2010/wordprocessingDrawing" xmlns:wp="http://schemas.openxmlformats.org/drawingml/2006/wordprocessingDrawing" xmlns:w10="urn:schemas-microsoft-com:office:word" xmlns:w="http://schemas.openxmlformats.org/wordprocessingml/2006/main" xmlns:w14="http://schemas.microsoft.com/office/word/2010/wordml" xmlns:w15="http://schemas.microsoft.com/office/word/2012/wordml" xmlns:w16se="http://schemas.microsoft.com/office/word/2015/wordml/symex" xmlns:wpg="http://schemas.microsoft.com/office/word/2010/wordprocessingGroup" xmlns:wpi="http://schemas.microsoft.com/office/word/2010/wordprocessingInk" xmlns:wne="http://schemas.microsoft.com/office/word/2006/wordml" xmlns:wps="http://schemas.microsoft.com/office/word/2010/wordprocessingShape" mc:Ignorable="w14 w15 w16se wp14">
   <w:body>
     <w:p>
       <w:pPr>
@@ -39,7 +39,25 @@
           <w:sz w:val="28"/>
           <w:szCs w:val="28"/>
         </w:rPr>
-        <w:t>Федеральное государственное автономное образовательное учреждение высшего образования «Санкт-Петербургский политехнический университет Петра Великого» (ФГАОУ ВО «СПбПУ») Институт среднего профессионального образования</w:t>
+        <w:t>Федеральное государственное автономное образовательное учреждение высшего образования «Санкт-Петербургский политехнический университет Петра Великого» (ФГАОУ ВО «</w:t>
+      </w:r>
+      <w:proofErr w:type="spellStart"/>
+      <w:r>
+        <w:rPr>
+          <w:rFonts w:ascii="Times New Roman" w:hAnsi="Times New Roman" w:cs="Times New Roman"/>
+          <w:sz w:val="28"/>
+          <w:szCs w:val="28"/>
+        </w:rPr>
+        <w:t>СПбПУ</w:t>
+      </w:r>
+      <w:proofErr w:type="spellEnd"/>
+      <w:r>
+        <w:rPr>
+          <w:rFonts w:ascii="Times New Roman" w:hAnsi="Times New Roman" w:cs="Times New Roman"/>
+          <w:sz w:val="28"/>
+          <w:szCs w:val="28"/>
+        </w:rPr>
+        <w:t>») Институт среднего профессионального образования</w:t>
       </w:r>
     </w:p>
     <w:p>
@@ -440,7 +458,25 @@
           <w:szCs w:val="24"/>
         </w:rPr>
         <w:lastRenderedPageBreak/>
-        <w:t>Цель работы: познакомиться с основными элементами управления (виджетами) и</w:t>
+        <w:t>Цель работы: познакомиться с основными элементами управления (</w:t>
+      </w:r>
+      <w:proofErr w:type="spellStart"/>
+      <w:r>
+        <w:rPr>
+          <w:rFonts w:ascii="Times New Roman" w:hAnsi="Times New Roman" w:cs="Times New Roman"/>
+          <w:sz w:val="24"/>
+          <w:szCs w:val="24"/>
+        </w:rPr>
+        <w:t>виджетами</w:t>
+      </w:r>
+      <w:proofErr w:type="spellEnd"/>
+      <w:r>
+        <w:rPr>
+          <w:rFonts w:ascii="Times New Roman" w:hAnsi="Times New Roman" w:cs="Times New Roman"/>
+          <w:sz w:val="24"/>
+          <w:szCs w:val="24"/>
+        </w:rPr>
+        <w:t>) и</w:t>
       </w:r>
     </w:p>
     <w:p>
@@ -485,6 +521,7 @@
         </w:rPr>
         <w:t xml:space="preserve">Список функций для </w:t>
       </w:r>
+      <w:proofErr w:type="spellStart"/>
       <w:r>
         <w:rPr>
           <w:rFonts w:ascii="Times New Roman" w:hAnsi="Times New Roman" w:cs="Times New Roman"/>
@@ -518,6 +555,7 @@
         </w:rPr>
         <w:t>entmatch</w:t>
       </w:r>
+      <w:proofErr w:type="spellEnd"/>
     </w:p>
     <w:p>
       <w:pPr>
@@ -1126,7 +1164,7 @@
         </w:rPr>
       </w:pPr>
       <w:r>
-        <w:object w:dxaOrig="17476" w:dyaOrig="5986" w14:anchorId="74AC6E77">
+        <w:object w:dxaOrig="17472" w:dyaOrig="6000" w14:anchorId="74AC6E77">
           <v:shapetype id="_x0000_t75" coordsize="21600,21600" o:spt="75" o:preferrelative="t" path="m@4@5l@4@11@9@11@9@5xe" filled="f" stroked="f">
             <v:stroke joinstyle="miter"/>
             <v:formulas>
@@ -1146,12 +1184,14 @@
             <v:path o:extrusionok="f" gradientshapeok="t" o:connecttype="rect"/>
             <o:lock v:ext="edit" aspectratio="t"/>
           </v:shapetype>
-          <v:shape id="_x0000_i1027" type="#_x0000_t75" style="width:467pt;height:160pt" o:ole="">
+          <v:shape id="_x0000_i1027" type="#_x0000_t75" style="width:466.8pt;height:160.8pt" o:ole="">
             <v:imagedata r:id="rId5" o:title=""/>
           </v:shape>
-          <o:OLEObject Type="Embed" ProgID="Visio.Drawing.15" ShapeID="_x0000_i1027" DrawAspect="Content" ObjectID="_1826367511" r:id="rId6"/>
+          <o:OLEObject Type="Embed" ProgID="Visio.Drawing.15" ShapeID="_x0000_i1027" DrawAspect="Content" ObjectID="_1842871128" r:id="rId6"/>
         </w:object>
       </w:r>
+      <w:bookmarkStart w:id="0" w:name="_GoBack"/>
+      <w:bookmarkEnd w:id="0"/>
     </w:p>
     <w:p>
       <w:pPr>
@@ -1270,6 +1310,7 @@
           <w:noProof/>
           <w:sz w:val="24"/>
           <w:szCs w:val="24"/>
+          <w:lang w:eastAsia="ru-RU"/>
         </w:rPr>
         <w:drawing>
           <wp:inline distT="0" distB="0" distL="0" distR="0" wp14:anchorId="45124C77" wp14:editId="5C56E439">
@@ -1363,6 +1404,7 @@
           <w:noProof/>
           <w:sz w:val="24"/>
           <w:szCs w:val="24"/>
+          <w:lang w:eastAsia="ru-RU"/>
         </w:rPr>
         <w:drawing>
           <wp:inline distT="0" distB="0" distL="0" distR="0" wp14:anchorId="71F3CC10" wp14:editId="1070B398">
@@ -1456,21 +1498,7 @@
           <w:rFonts w:ascii="Times New Roman" w:hAnsi="Times New Roman" w:cs="Times New Roman"/>
           <w:color w:val="000000"/>
         </w:rPr>
-        <w:t xml:space="preserve">Создать с помощью </w:t>
-      </w:r>
-      <w:r>
-        <w:rPr>
-          <w:rFonts w:ascii="Times New Roman" w:hAnsi="Times New Roman" w:cs="Times New Roman"/>
-          <w:color w:val="000000"/>
-        </w:rPr>
-        <w:t>м</w:t>
-      </w:r>
-      <w:r>
-        <w:rPr>
-          <w:rFonts w:ascii="Times New Roman" w:hAnsi="Times New Roman" w:cs="Times New Roman"/>
-          <w:color w:val="000000"/>
-        </w:rPr>
-        <w:t>аски запроса ИИ</w:t>
+        <w:t>Создать с помощью маски запроса ИИ</w:t>
       </w:r>
       <w:r>
         <w:rPr>
@@ -1492,8 +1520,10 @@
       <w:r>
         <w:rPr>
           <w:rFonts w:ascii="Times New Roman" w:hAnsi="Times New Roman" w:cs="Times New Roman"/>
-          <w:sz w:val="24"/>
-          <w:szCs w:val="24"/>
+          <w:noProof/>
+          <w:sz w:val="24"/>
+          <w:szCs w:val="24"/>
+          <w:lang w:eastAsia="ru-RU"/>
         </w:rPr>
         <w:drawing>
           <wp:inline distT="0" distB="0" distL="0" distR="0" wp14:anchorId="39EE5ED7" wp14:editId="3DEB7D35">
@@ -5059,25 +5089,14 @@
                 <w:lang w:eastAsia="ru-RU"/>
               </w:rPr>
             </w:pPr>
-            <w:proofErr w:type="gramStart"/>
-            <w:r>
-              <w:rPr>
-                <w:rFonts w:ascii="Times New Roman" w:eastAsia="Times New Roman" w:hAnsi="Times New Roman" w:cs="Times New Roman"/>
-                <w:sz w:val="24"/>
-                <w:szCs w:val="24"/>
-                <w:lang w:eastAsia="ru-RU"/>
-              </w:rPr>
-              <w:t>ИИ</w:t>
-            </w:r>
-            <w:proofErr w:type="gramEnd"/>
-            <w:r>
-              <w:rPr>
-                <w:rFonts w:ascii="Times New Roman" w:eastAsia="Times New Roman" w:hAnsi="Times New Roman" w:cs="Times New Roman"/>
-                <w:sz w:val="24"/>
-                <w:szCs w:val="24"/>
-                <w:lang w:eastAsia="ru-RU"/>
-              </w:rPr>
-              <w:t xml:space="preserve"> Маска запроса</w:t>
+            <w:r>
+              <w:rPr>
+                <w:rFonts w:ascii="Times New Roman" w:eastAsia="Times New Roman" w:hAnsi="Times New Roman" w:cs="Times New Roman"/>
+                <w:sz w:val="24"/>
+                <w:szCs w:val="24"/>
+                <w:lang w:eastAsia="ru-RU"/>
+              </w:rPr>
+              <w:t>ИИ Маска запроса</w:t>
             </w:r>
           </w:p>
         </w:tc>
@@ -5444,7 +5463,27 @@
                 <w:szCs w:val="24"/>
                 <w:lang w:eastAsia="ru-RU"/>
               </w:rPr>
-              <w:t>Текст о том, для чего ии нужен</w:t>
+              <w:t xml:space="preserve">Текст о том, для чего </w:t>
+            </w:r>
+            <w:proofErr w:type="spellStart"/>
+            <w:r>
+              <w:rPr>
+                <w:rFonts w:ascii="Times New Roman" w:eastAsia="Times New Roman" w:hAnsi="Times New Roman" w:cs="Times New Roman"/>
+                <w:sz w:val="24"/>
+                <w:szCs w:val="24"/>
+                <w:lang w:eastAsia="ru-RU"/>
+              </w:rPr>
+              <w:t>ии</w:t>
+            </w:r>
+            <w:proofErr w:type="spellEnd"/>
+            <w:r>
+              <w:rPr>
+                <w:rFonts w:ascii="Times New Roman" w:eastAsia="Times New Roman" w:hAnsi="Times New Roman" w:cs="Times New Roman"/>
+                <w:sz w:val="24"/>
+                <w:szCs w:val="24"/>
+                <w:lang w:eastAsia="ru-RU"/>
+              </w:rPr>
+              <w:t xml:space="preserve"> нужен</w:t>
             </w:r>
           </w:p>
         </w:tc>
@@ -5826,8 +5865,19 @@
                 <w:szCs w:val="24"/>
                 <w:lang w:eastAsia="ru-RU"/>
               </w:rPr>
-              <w:t>Отправка текста для обработки ии</w:t>
-            </w:r>
+              <w:t xml:space="preserve">Отправка текста для обработки </w:t>
+            </w:r>
+            <w:proofErr w:type="spellStart"/>
+            <w:r>
+              <w:rPr>
+                <w:rFonts w:ascii="Times New Roman" w:eastAsia="Times New Roman" w:hAnsi="Times New Roman" w:cs="Times New Roman"/>
+                <w:sz w:val="24"/>
+                <w:szCs w:val="24"/>
+                <w:lang w:eastAsia="ru-RU"/>
+              </w:rPr>
+              <w:t>ии</w:t>
+            </w:r>
+            <w:proofErr w:type="spellEnd"/>
           </w:p>
         </w:tc>
       </w:tr>
@@ -6373,7 +6423,23 @@
           <w:szCs w:val="24"/>
         </w:rPr>
         <w:lastRenderedPageBreak/>
-        <w:t>На странице «Поддержка» нажимает на ссылку(кнопку) «Обратная связь»</w:t>
+        <w:t>Н</w:t>
+      </w:r>
+      <w:r>
+        <w:rPr>
+          <w:rFonts w:ascii="Times New Roman" w:hAnsi="Times New Roman" w:cs="Times New Roman"/>
+          <w:sz w:val="24"/>
+          <w:szCs w:val="24"/>
+        </w:rPr>
+        <w:t>а странице «Поддержка</w:t>
+      </w:r>
+      <w:r>
+        <w:rPr>
+          <w:rFonts w:ascii="Times New Roman" w:hAnsi="Times New Roman" w:cs="Times New Roman"/>
+          <w:sz w:val="24"/>
+          <w:szCs w:val="24"/>
+        </w:rPr>
+        <w:t>» пользователю нужно заполнить форму</w:t>
       </w:r>
     </w:p>
     <w:p>
@@ -6397,30 +6463,6 @@
           <w:sz w:val="24"/>
           <w:szCs w:val="24"/>
         </w:rPr>
-        <w:t>На странице «Обратная связь» пользователю нужно заполнить форму</w:t>
-      </w:r>
-    </w:p>
-    <w:p>
-      <w:pPr>
-        <w:pStyle w:val="a3"/>
-        <w:numPr>
-          <w:ilvl w:val="0"/>
-          <w:numId w:val="8"/>
-        </w:numPr>
-        <w:spacing w:after="0" w:line="240" w:lineRule="auto"/>
-        <w:ind w:left="851" w:firstLine="272"/>
-        <w:rPr>
-          <w:rFonts w:ascii="Times New Roman" w:hAnsi="Times New Roman" w:cs="Times New Roman"/>
-          <w:sz w:val="24"/>
-          <w:szCs w:val="24"/>
-        </w:rPr>
-      </w:pPr>
-      <w:r>
-        <w:rPr>
-          <w:rFonts w:ascii="Times New Roman" w:hAnsi="Times New Roman" w:cs="Times New Roman"/>
-          <w:sz w:val="24"/>
-          <w:szCs w:val="24"/>
-        </w:rPr>
         <w:t>Отправить форму нажав на кнопку «Отправить»</w:t>
       </w:r>
     </w:p>
@@ -6453,7 +6495,15 @@
           <w:sz w:val="24"/>
           <w:szCs w:val="24"/>
         </w:rPr>
-        <w:t>Использовано более 4-х итераций</w:t>
+        <w:t>Использовано более 3</w:t>
+      </w:r>
+      <w:r>
+        <w:rPr>
+          <w:rFonts w:ascii="Times New Roman" w:hAnsi="Times New Roman" w:cs="Times New Roman"/>
+          <w:sz w:val="24"/>
+          <w:szCs w:val="24"/>
+        </w:rPr>
+        <w:t>-х итераций</w:t>
       </w:r>
     </w:p>
     <w:p>
@@ -6540,7 +6590,25 @@
           <w:sz w:val="24"/>
           <w:szCs w:val="24"/>
         </w:rPr>
-        <w:t>Я ознакомилась с основными элементами управления (виджетами) и освоила проектирование графического интерфейса пользователя. Поставленная цель была достигнута.</w:t>
+        <w:t>Я ознакомилась с основными элементами управления (</w:t>
+      </w:r>
+      <w:proofErr w:type="spellStart"/>
+      <w:r>
+        <w:rPr>
+          <w:rFonts w:ascii="Times New Roman" w:hAnsi="Times New Roman" w:cs="Times New Roman"/>
+          <w:sz w:val="24"/>
+          <w:szCs w:val="24"/>
+        </w:rPr>
+        <w:t>виджетами</w:t>
+      </w:r>
+      <w:proofErr w:type="spellEnd"/>
+      <w:r>
+        <w:rPr>
+          <w:rFonts w:ascii="Times New Roman" w:hAnsi="Times New Roman" w:cs="Times New Roman"/>
+          <w:sz w:val="24"/>
+          <w:szCs w:val="24"/>
+        </w:rPr>
+        <w:t>) и освоила проектирование графического интерфейса пользователя. Поставленная цель была достигнута.</w:t>
       </w:r>
     </w:p>
     <w:p>
@@ -6563,7 +6631,7 @@
 </file>
 
 <file path=word/numbering.xml><?xml version="1.0" encoding="utf-8"?>
-<w:numbering xmlns:wpc="http://schemas.microsoft.com/office/word/2010/wordprocessingCanvas" xmlns:cx="http://schemas.microsoft.com/office/drawing/2014/chartex" xmlns:cx1="http://schemas.microsoft.com/office/drawing/2015/9/8/chartex" xmlns:cx2="http://schemas.microsoft.com/office/drawing/2015/10/21/chartex" xmlns:cx3="http://schemas.microsoft.com/office/drawing/2016/5/9/chartex" xmlns:cx4="http://schemas.microsoft.com/office/drawing/2016/5/10/chartex" xmlns:cx5="http://schemas.microsoft.com/office/drawing/2016/5/11/chartex" xmlns:cx6="http://schemas.microsoft.com/office/drawing/2016/5/12/chartex" xmlns:cx7="http://schemas.microsoft.com/office/drawing/2016/5/13/chartex" xmlns:cx8="http://schemas.microsoft.com/office/drawing/2016/5/14/chartex" xmlns:mc="http://schemas.openxmlformats.org/markup-compatibility/2006" xmlns:aink="http://schemas.microsoft.com/office/drawing/2016/ink" xmlns:am3d="http://schemas.microsoft.com/office/drawing/2017/model3d" xmlns:o="urn:schemas-microsoft-com:office:office" xmlns:r="http://schemas.openxmlformats.org/officeDocument/2006/relationships" xmlns:m="http://schemas.openxmlformats.org/officeDocument/2006/math" xmlns:v="urn:schemas-microsoft-com:vml" xmlns:wp14="http://schemas.microsoft.com/office/word/2010/wordprocessingDrawing" xmlns:wp="http://schemas.openxmlformats.org/drawingml/2006/wordprocessingDrawing" xmlns:w10="urn:schemas-microsoft-com:office:word" xmlns:w="http://schemas.openxmlformats.org/wordprocessingml/2006/main" xmlns:w14="http://schemas.microsoft.com/office/word/2010/wordml" xmlns:w15="http://schemas.microsoft.com/office/word/2012/wordml" xmlns:w16cex="http://schemas.microsoft.com/office/word/2018/wordml/cex" xmlns:w16cid="http://schemas.microsoft.com/office/word/2016/wordml/cid" xmlns:w16="http://schemas.microsoft.com/office/word/2018/wordml" xmlns:w16sdtdh="http://schemas.microsoft.com/office/word/2020/wordml/sdtdatahash" xmlns:w16se="http://schemas.microsoft.com/office/word/2015/wordml/symex" xmlns:wpg="http://schemas.microsoft.com/office/word/2010/wordprocessingGroup" xmlns:wpi="http://schemas.microsoft.com/office/word/2010/wordprocessingInk" xmlns:wne="http://schemas.microsoft.com/office/word/2006/wordml" xmlns:wps="http://schemas.microsoft.com/office/word/2010/wordprocessingShape" mc:Ignorable="w14 w15 w16se w16cid w16 w16cex w16sdtdh wp14">
+<w:numbering xmlns:wpc="http://schemas.microsoft.com/office/word/2010/wordprocessingCanvas" xmlns:cx="http://schemas.microsoft.com/office/drawing/2014/chartex" xmlns:mc="http://schemas.openxmlformats.org/markup-compatibility/2006" xmlns:o="urn:schemas-microsoft-com:office:office" xmlns:r="http://schemas.openxmlformats.org/officeDocument/2006/relationships" xmlns:m="http://schemas.openxmlformats.org/officeDocument/2006/math" xmlns:v="urn:schemas-microsoft-com:vml" xmlns:wp14="http://schemas.microsoft.com/office/word/2010/wordprocessingDrawing" xmlns:wp="http://schemas.openxmlformats.org/drawingml/2006/wordprocessingDrawing" xmlns:w10="urn:schemas-microsoft-com:office:word" xmlns:w="http://schemas.openxmlformats.org/wordprocessingml/2006/main" xmlns:w14="http://schemas.microsoft.com/office/word/2010/wordml" xmlns:w15="http://schemas.microsoft.com/office/word/2012/wordml" xmlns:w16se="http://schemas.microsoft.com/office/word/2015/wordml/symex" xmlns:wpg="http://schemas.microsoft.com/office/word/2010/wordprocessingGroup" xmlns:wpi="http://schemas.microsoft.com/office/word/2010/wordprocessingInk" xmlns:wne="http://schemas.microsoft.com/office/word/2006/wordml" xmlns:wps="http://schemas.microsoft.com/office/word/2010/wordprocessingShape" mc:Ignorable="w14 w15 w16se wp14">
   <w:abstractNum w:abstractNumId="0" w15:restartNumberingAfterBreak="0">
     <w:nsid w:val="116F76F5"/>
     <w:multiLevelType w:val="hybridMultilevel"/>
@@ -7400,7 +7468,7 @@
 </file>
 
 <file path=word/styles.xml><?xml version="1.0" encoding="utf-8"?>
-<w:styles xmlns:mc="http://schemas.openxmlformats.org/markup-compatibility/2006" xmlns:r="http://schemas.openxmlformats.org/officeDocument/2006/relationships" xmlns:w="http://schemas.openxmlformats.org/wordprocessingml/2006/main" xmlns:w14="http://schemas.microsoft.com/office/word/2010/wordml" xmlns:w15="http://schemas.microsoft.com/office/word/2012/wordml" xmlns:w16cex="http://schemas.microsoft.com/office/word/2018/wordml/cex" xmlns:w16cid="http://schemas.microsoft.com/office/word/2016/wordml/cid" xmlns:w16="http://schemas.microsoft.com/office/word/2018/wordml" xmlns:w16sdtdh="http://schemas.microsoft.com/office/word/2020/wordml/sdtdatahash" xmlns:w16se="http://schemas.microsoft.com/office/word/2015/wordml/symex" mc:Ignorable="w14 w15 w16se w16cid w16 w16cex w16sdtdh">
+<w:styles xmlns:mc="http://schemas.openxmlformats.org/markup-compatibility/2006" xmlns:r="http://schemas.openxmlformats.org/officeDocument/2006/relationships" xmlns:w="http://schemas.openxmlformats.org/wordprocessingml/2006/main" xmlns:w14="http://schemas.microsoft.com/office/word/2010/wordml" xmlns:w15="http://schemas.microsoft.com/office/word/2012/wordml" xmlns:w16se="http://schemas.microsoft.com/office/word/2015/wordml/symex" mc:Ignorable="w14 w15 w16se">
   <w:docDefaults>
     <w:rPrDefault>
       <w:rPr>
@@ -7416,7 +7484,7 @@
       </w:pPr>
     </w:pPrDefault>
   </w:docDefaults>
-  <w:latentStyles w:defLockedState="0" w:defUIPriority="99" w:defSemiHidden="0" w:defUnhideWhenUsed="0" w:defQFormat="0" w:count="376">
+  <w:latentStyles w:defLockedState="0" w:defUIPriority="99" w:defSemiHidden="0" w:defUnhideWhenUsed="0" w:defQFormat="0" w:count="371">
     <w:lsdException w:name="Normal" w:uiPriority="0" w:qFormat="1"/>
     <w:lsdException w:name="heading 1" w:uiPriority="9" w:qFormat="1"/>
     <w:lsdException w:name="heading 2" w:semiHidden="1" w:uiPriority="9" w:unhideWhenUsed="1" w:qFormat="1"/>
@@ -7788,11 +7856,6 @@
     <w:lsdException w:name="List Table 5 Dark Accent 6" w:uiPriority="50"/>
     <w:lsdException w:name="List Table 6 Colorful Accent 6" w:uiPriority="51"/>
     <w:lsdException w:name="List Table 7 Colorful Accent 6" w:uiPriority="52"/>
-    <w:lsdException w:name="Mention" w:semiHidden="1" w:unhideWhenUsed="1"/>
-    <w:lsdException w:name="Smart Hyperlink" w:semiHidden="1" w:unhideWhenUsed="1"/>
-    <w:lsdException w:name="Hashtag" w:semiHidden="1" w:unhideWhenUsed="1"/>
-    <w:lsdException w:name="Unresolved Mention" w:semiHidden="1" w:unhideWhenUsed="1"/>
-    <w:lsdException w:name="Smart Link" w:semiHidden="1" w:unhideWhenUsed="1"/>
   </w:latentStyles>
   <w:style w:type="paragraph" w:default="1" w:styleId="a">
     <w:name w:val="Normal"/>
